--- a/zht/docx/19.content.docx
+++ b/zht/docx/19.content.docx
@@ -28,22 +28,6 @@
       </w:r>
     </w:p>
     <w:p>
-      <w:pPr>
-        <w:pStyle w:val="Heading2"/>
-      </w:pPr>
-      <w:r>
-        <w:rPr>
-          <w:lang w:val="zh_TW" w:bidi="zh_TW"/>
-        </w:rPr>
-        <w:t>License Information</w:t>
-      </w:r>
-      <w:r>
-        <w:rPr>
-          <w:lang w:val="zh_TW" w:bidi="zh_TW"/>
-        </w:rPr>
-      </w:r>
-    </w:p>
-    <w:p>
       <w:pPr/>
       <w:r>
         <w:rPr>
@@ -55,19 +39,13 @@
           <w:b/>
           <w:lang w:val="zh_TW" w:bidi="zh_TW"/>
         </w:rPr>
-        <w:t>研讀註釋 - 書卷簡介 (Biblica)</w:t>
-      </w:r>
-      <w:r>
-        <w:rPr>
-          <w:lang w:val="zh_TW" w:bidi="zh_TW"/>
-        </w:rPr>
-        <w:t xml:space="preserve"> (Chinese (Traditional)) is based on</w:t>
-      </w:r>
-      <w:r>
-        <w:rPr>
-          <w:lang w:val="zh_TW" w:bidi="zh_TW"/>
-        </w:rPr>
-        <w:t xml:space="preserve">: </w:t>
+        <w:t>Biblica Study Notes (Book Intros)</w:t>
+      </w:r>
+      <w:r>
+        <w:rPr>
+          <w:lang w:val="zh_TW" w:bidi="zh_TW"/>
+        </w:rPr>
+        <w:t xml:space="preserve"> © 2023 Biblica Inc. Released under CC BY-SA 4.0 license. </w:t>
       </w:r>
       <w:r>
         <w:rPr>
@@ -79,62 +57,19 @@
         <w:rPr>
           <w:lang w:val="zh_TW" w:bidi="zh_TW"/>
         </w:rPr>
-        <w:t xml:space="preserve">, </w:t>
-      </w:r>
-      <w:hyperlink r:id="rId13">
-        <w:r>
-          <w:rPr>
-            <w:lang w:val="zh_TW" w:bidi="zh_TW"/>
-          </w:rPr>
-          <w:rPr>
-            <w:color w:val="0000EE"/>
-            <w:u w:val="single"/>
-          </w:rPr>
-          <w:t>Biblica Inc.</w:t>
-        </w:r>
-      </w:hyperlink>
-      <w:r>
-        <w:rPr>
-          <w:lang w:val="zh_TW" w:bidi="zh_TW"/>
-        </w:rPr>
-        <w:t xml:space="preserve">, 2023, which is licensed under a </w:t>
-      </w:r>
-      <w:hyperlink r:id="rId14">
-        <w:r>
-          <w:rPr>
-            <w:lang w:val="zh_TW" w:bidi="zh_TW"/>
-          </w:rPr>
-          <w:rPr>
-            <w:color w:val="0000EE"/>
-            <w:u w:val="single"/>
-          </w:rPr>
-          <w:t>CC BY-SA 4.0 license</w:t>
-        </w:r>
-      </w:hyperlink>
-      <w:r>
-        <w:rPr>
-          <w:lang w:val="zh_TW" w:bidi="zh_TW"/>
-        </w:rPr>
-        <w:t>.</w:t>
-      </w:r>
-      <w:r>
-        <w:rPr>
-          <w:lang w:val="zh_TW" w:bidi="zh_TW"/>
-        </w:rPr>
-      </w:r>
-    </w:p>
-    <w:p>
-      <w:pPr/>
-      <w:r>
-        <w:rPr>
-          <w:lang w:val="zh_TW" w:bidi="zh_TW"/>
-        </w:rPr>
-      </w:r>
-      <w:r>
-        <w:rPr>
-          <w:lang w:val="zh_TW" w:bidi="zh_TW"/>
-        </w:rPr>
-        <w:t>This PDF version is provided under the same license.</w:t>
+        <w:t xml:space="preserve"> has been adapted in the following languages: Tok Pisin, Arabic (عربي), French (Français), Hindi (हिंदी), Indonesian (Bahasa Indonesia), Portuguese (Português), Russian (Русский), Spanish (Español), Swahili (Kiswahili), and Simplified Chinese (简体中文)from </w:t>
+      </w:r>
+      <w:r>
+        <w:rPr>
+          <w:lang w:val="zh_TW" w:bidi="zh_TW"/>
+        </w:rPr>
+        <w:t>Biblica Study Notes</w:t>
+      </w:r>
+      <w:r>
+        <w:rPr>
+          <w:lang w:val="zh_TW" w:bidi="zh_TW"/>
+        </w:rPr>
+        <w:t xml:space="preserve"> © 2023 Biblica Inc. Released under CC BY-SA 4.0 license by Mission Mutual</w:t>
       </w:r>
       <w:r>
         <w:rPr>
@@ -209,26 +144,6 @@
       </w:r>
       <w:r>
         <w:rPr>
-          <w:i/>
-          <w:lang w:val="zh_TW" w:bidi="zh_TW"/>
-        </w:rPr>
-        <w:t>詩篇</w:t>
-      </w:r>
-      <w:r>
-        <w:rPr>
-          <w:lang w:val="zh_TW" w:bidi="zh_TW"/>
-        </w:rPr>
-      </w:r>
-    </w:p>
-    <w:p>
-      <w:pPr/>
-      <w:r>
-        <w:rPr>
-          <w:lang w:val="zh_TW" w:bidi="zh_TW"/>
-        </w:rPr>
-      </w:r>
-      <w:r>
-        <w:rPr>
           <w:lang w:val="zh_TW" w:bidi="zh_TW"/>
         </w:rPr>
         <w:t xml:space="preserve"> </w:t>
@@ -558,7 +473,7 @@
         </w:rPr>
         <w:t>讚美。在許多詩篇中，人們讚美神的屬性，強調祂的良善、全能、信實，且充滿愛。祂的律法和訓誨是奇妙的。例子包括詩篇</w:t>
       </w:r>
-      <w:hyperlink r:id="rId15">
+      <w:hyperlink r:id="rId13">
         <w:r>
           <w:rPr>
             <w:lang w:val="zh_TW" w:bidi="zh_TW"/>
@@ -576,7 +491,7 @@
         </w:rPr>
         <w:t>和</w:t>
       </w:r>
-      <w:hyperlink r:id="rId16">
+      <w:hyperlink r:id="rId14">
         <w:r>
           <w:rPr>
             <w:lang w:val="zh_TW" w:bidi="zh_TW"/>
@@ -612,7 +527,7 @@
         </w:rPr>
         <w:t>呼求幫助。在許多詩篇中，困苦的人向神求救和拯救。例子包括詩篇</w:t>
       </w:r>
-      <w:hyperlink r:id="rId17">
+      <w:hyperlink r:id="rId15">
         <w:r>
           <w:rPr>
             <w:lang w:val="zh_TW" w:bidi="zh_TW"/>
@@ -630,7 +545,7 @@
         </w:rPr>
         <w:t>和</w:t>
       </w:r>
-      <w:hyperlink r:id="rId18">
+      <w:hyperlink r:id="rId16">
         <w:r>
           <w:rPr>
             <w:lang w:val="zh_TW" w:bidi="zh_TW"/>
@@ -666,7 +581,7 @@
         </w:rPr>
         <w:t>信靠。在許多詩篇中，人們向神表明他們信靠祂，相信祂會實現祂的應許。例子包括詩</w:t>
       </w:r>
-      <w:hyperlink r:id="rId19">
+      <w:hyperlink r:id="rId17">
         <w:r>
           <w:rPr>
             <w:lang w:val="zh_TW" w:bidi="zh_TW"/>
@@ -684,7 +599,7 @@
         </w:rPr>
         <w:t>和</w:t>
       </w:r>
-      <w:hyperlink r:id="rId20">
+      <w:hyperlink r:id="rId18">
         <w:r>
           <w:rPr>
             <w:lang w:val="zh_TW" w:bidi="zh_TW"/>
@@ -720,7 +635,7 @@
         </w:rPr>
         <w:t>感恩。在許多詩篇中，人們描述神如何幫助他們，並為此感謝祂。例子包括詩篇</w:t>
       </w:r>
-      <w:hyperlink r:id="rId21">
+      <w:hyperlink r:id="rId19">
         <w:r>
           <w:rPr>
             <w:lang w:val="zh_TW" w:bidi="zh_TW"/>
@@ -738,7 +653,7 @@
         </w:rPr>
         <w:t>和</w:t>
       </w:r>
-      <w:hyperlink r:id="rId22">
+      <w:hyperlink r:id="rId20">
         <w:r>
           <w:rPr>
             <w:lang w:val="zh_TW" w:bidi="zh_TW"/>
@@ -774,7 +689,7 @@
         </w:rPr>
         <w:t>抱怨和哀嘆。在許多詩篇中，人們告訴神他們對某事感到悲傷或憤怒。這被稱為哀嘆，這種表達在耶利米哀歌中也有出現。當神看起來似乎沒有採取行動來幫助祂的百姓，神的百姓因此向祂發怨言，並告訴神他們希望祂做什麼。例子包括詩篇</w:t>
       </w:r>
-      <w:hyperlink r:id="rId23">
+      <w:hyperlink r:id="rId21">
         <w:r>
           <w:rPr>
             <w:lang w:val="zh_TW" w:bidi="zh_TW"/>
@@ -792,7 +707,7 @@
         </w:rPr>
         <w:t>和</w:t>
       </w:r>
-      <w:hyperlink r:id="rId24">
+      <w:hyperlink r:id="rId22">
         <w:r>
           <w:rPr>
             <w:lang w:val="zh_TW" w:bidi="zh_TW"/>
@@ -828,7 +743,7 @@
         </w:rPr>
         <w:t>認罪。在一些詩篇中，人們向神承認他們所犯的。他們轉離罪惡並悔改，請求神饒恕他們沒有按照祂希望人們生活的方式生活。例子包括詩</w:t>
       </w:r>
-      <w:hyperlink r:id="rId25">
+      <w:hyperlink r:id="rId23">
         <w:r>
           <w:rPr>
             <w:lang w:val="zh_TW" w:bidi="zh_TW"/>
@@ -846,7 +761,7 @@
         </w:rPr>
         <w:t>和</w:t>
       </w:r>
-      <w:hyperlink r:id="rId26">
+      <w:hyperlink r:id="rId24">
         <w:r>
           <w:rPr>
             <w:lang w:val="zh_TW" w:bidi="zh_TW"/>
@@ -882,7 +797,7 @@
         </w:rPr>
         <w:t>給神百姓的智慧。有些詩篇是對百姓說的，而不是某人對神禱告的詩歌。這些詩篇祝福百姓、說明智慧的生活方式或講述神的應許。例子包括詩篇</w:t>
       </w:r>
-      <w:hyperlink r:id="rId27">
+      <w:hyperlink r:id="rId25">
         <w:r>
           <w:rPr>
             <w:lang w:val="zh_TW" w:bidi="zh_TW"/>
@@ -900,7 +815,7 @@
         </w:rPr>
         <w:t>和</w:t>
       </w:r>
-      <w:hyperlink r:id="rId28">
+      <w:hyperlink r:id="rId26">
         <w:r>
           <w:rPr>
             <w:lang w:val="zh_TW" w:bidi="zh_TW"/>
@@ -936,7 +851,7 @@
         </w:rPr>
         <w:t>預言。有些詩篇被認為包含預言。新約作者認為這些預言中的一部分在耶穌的生平和事工中得到了應驗。例子包括詩篇</w:t>
       </w:r>
-      <w:hyperlink r:id="rId29">
+      <w:hyperlink r:id="rId27">
         <w:r>
           <w:rPr>
             <w:lang w:val="zh_TW" w:bidi="zh_TW"/>
@@ -954,7 +869,7 @@
         </w:rPr>
         <w:t>和</w:t>
       </w:r>
-      <w:hyperlink r:id="rId30">
+      <w:hyperlink r:id="rId28">
         <w:r>
           <w:rPr>
             <w:lang w:val="zh_TW" w:bidi="zh_TW"/>

--- a/zht/docx/19.content.docx
+++ b/zht/docx/19.content.docx
@@ -19,7 +19,7 @@
         <w:rPr>
           <w:lang w:val="zh_TW" w:bidi="zh_TW"/>
         </w:rPr>
-        <w:t>Resource: 研讀註釋 - 書卷簡介 (Biblica)</w:t>
+        <w:t>Resource: Biblica Study Notes</w:t>
       </w:r>
       <w:r>
         <w:rPr>
@@ -90,7 +90,7 @@
         <w:rPr>
           <w:lang w:val="zh_TW" w:bidi="zh_TW"/>
         </w:rPr>
-        <w:t>研讀註釋 - 書卷簡介 (Biblica)</w:t>
+        <w:t>Biblica Study Notes</w:t>
       </w:r>
     </w:p>
     <w:p>
